--- a/LabWorks_2026/Лабораторная работа №8.docx
+++ b/LabWorks_2026/Лабораторная работа №8.docx
@@ -139,13 +139,9 @@
     <w:p>
       <w:pPr>
         <w:pStyle w:val="2"/>
-        <w:numPr>
-          <w:ilvl w:val="1"/>
-          <w:numId w:val="1"/>
-        </w:numPr>
-      </w:pPr>
-      <w:r>
-        <w:t>Приложение для изучения</w:t>
+      </w:pPr>
+      <w:r>
+        <w:t>Декомпиляция приложения</w:t>
       </w:r>
     </w:p>
     <w:p>
@@ -226,21 +222,13 @@
     <w:p>
       <w:pPr>
         <w:pStyle w:val="2"/>
-      </w:pPr>
-      <w:r>
-        <w:t>Декомпиляция приложения</w:t>
-      </w:r>
-    </w:p>
-    <w:p>
-      <w:pPr>
-        <w:pStyle w:val="2"/>
         <w:numPr>
           <w:ilvl w:val="2"/>
           <w:numId w:val="1"/>
         </w:numPr>
       </w:pPr>
       <w:r>
-        <w:t xml:space="preserve">Открыть Расширения -&gt; Управление расширениями и при помощи диспетчера расширений установите </w:t>
+        <w:t xml:space="preserve">Установить консольную версию утилиты </w:t>
       </w:r>
       <w:proofErr w:type="spellStart"/>
       <w:r>
@@ -250,9 +238,75 @@
         <w:t>ILSpy</w:t>
       </w:r>
       <w:proofErr w:type="spellEnd"/>
-      <w:r>
-        <w:t>.</w:t>
-      </w:r>
+    </w:p>
+    <w:p>
+      <w:pPr>
+        <w:pStyle w:val="ad"/>
+      </w:pPr>
+      <w:proofErr w:type="spellStart"/>
+      <w:r>
+        <w:rPr>
+          <w:lang w:val="ru-RU"/>
+        </w:rPr>
+        <w:t>dotnet</w:t>
+      </w:r>
+      <w:proofErr w:type="spellEnd"/>
+      <w:r>
+        <w:rPr>
+          <w:lang w:val="ru-RU"/>
+        </w:rPr>
+        <w:t xml:space="preserve"> </w:t>
+      </w:r>
+      <w:proofErr w:type="spellStart"/>
+      <w:r>
+        <w:rPr>
+          <w:lang w:val="ru-RU"/>
+        </w:rPr>
+        <w:t>tool</w:t>
+      </w:r>
+      <w:proofErr w:type="spellEnd"/>
+      <w:r>
+        <w:rPr>
+          <w:lang w:val="ru-RU"/>
+        </w:rPr>
+        <w:t xml:space="preserve"> </w:t>
+      </w:r>
+      <w:proofErr w:type="spellStart"/>
+      <w:r>
+        <w:rPr>
+          <w:lang w:val="ru-RU"/>
+        </w:rPr>
+        <w:t>install</w:t>
+      </w:r>
+      <w:proofErr w:type="spellEnd"/>
+      <w:r>
+        <w:rPr>
+          <w:lang w:val="ru-RU"/>
+        </w:rPr>
+        <w:t xml:space="preserve"> --</w:t>
+      </w:r>
+      <w:proofErr w:type="spellStart"/>
+      <w:r>
+        <w:rPr>
+          <w:lang w:val="ru-RU"/>
+        </w:rPr>
+        <w:t>global</w:t>
+      </w:r>
+      <w:proofErr w:type="spellEnd"/>
+      <w:r>
+        <w:rPr>
+          <w:lang w:val="ru-RU"/>
+        </w:rPr>
+        <w:t xml:space="preserve"> </w:t>
+      </w:r>
+      <w:proofErr w:type="spellStart"/>
+      <w:r>
+        <w:rPr>
+          <w:lang w:val="ru-RU"/>
+        </w:rPr>
+        <w:t>ilspycmd</w:t>
+      </w:r>
+      <w:proofErr w:type="spellEnd"/>
     </w:p>
     <w:p>
       <w:pPr>
@@ -286,7 +340,83 @@
         <w:t>DLL</w:t>
       </w:r>
       <w:r>
-        <w:t xml:space="preserve"> файл разработанного приложения и изучите его внутреннее устройство, найдите</w:t>
+        <w:t xml:space="preserve"> файл разработанного приложения</w:t>
+      </w:r>
+      <w:r>
+        <w:t>:</w:t>
+      </w:r>
+    </w:p>
+    <w:p>
+      <w:pPr>
+        <w:pStyle w:val="ad"/>
+        <w:rPr>
+          <w:lang w:val="ru-RU"/>
+        </w:rPr>
+      </w:pPr>
+      <w:proofErr w:type="spellStart"/>
+      <w:r>
+        <w:t>ilspycmd</w:t>
+      </w:r>
+      <w:proofErr w:type="spellEnd"/>
+      <w:r>
+        <w:t xml:space="preserve"> -</w:t>
+      </w:r>
+      <w:proofErr w:type="gramStart"/>
+      <w:r>
+        <w:t>o .</w:t>
+      </w:r>
+      <w:proofErr w:type="gramEnd"/>
+      <w:r>
+        <w:t xml:space="preserve">/decompiled </w:t>
+      </w:r>
+      <w:r>
+        <w:rPr>
+          <w:highlight w:val="yellow"/>
+        </w:rPr>
+        <w:t>ProjectName</w:t>
+      </w:r>
+      <w:r>
+        <w:t>.dll</w:t>
+      </w:r>
+    </w:p>
+    <w:p>
+      <w:r>
+        <w:rPr>
+          <w:rStyle w:val="ae"/>
+        </w:rPr>
+        <w:t>-</w:t>
+      </w:r>
+      <w:proofErr w:type="gramStart"/>
+      <w:r>
+        <w:rPr>
+          <w:rStyle w:val="ae"/>
+        </w:rPr>
+        <w:t>o .</w:t>
+      </w:r>
+      <w:proofErr w:type="gramEnd"/>
+      <w:r>
+        <w:rPr>
+          <w:rStyle w:val="ae"/>
+        </w:rPr>
+        <w:t>/decompiled</w:t>
+      </w:r>
+      <w:r>
+        <w:t xml:space="preserve"> – выходной каталог</w:t>
+      </w:r>
+    </w:p>
+    <w:p>
+      <w:pPr>
+        <w:pStyle w:val="2"/>
+        <w:numPr>
+          <w:ilvl w:val="2"/>
+          <w:numId w:val="1"/>
+        </w:numPr>
+      </w:pPr>
+      <w:r>
+        <w:t>И</w:t>
+      </w:r>
+      <w:r>
+        <w:t>зучите его внутреннее устройство, найдите</w:t>
       </w:r>
       <w:r>
         <w:t>:</w:t>
@@ -404,7 +534,16 @@
         </w:numPr>
       </w:pPr>
       <w:r>
-        <w:t xml:space="preserve">Создайте в корне решения конфигурационный файл </w:t>
+        <w:t xml:space="preserve">Создайте в корне </w:t>
+      </w:r>
+      <w:r>
+        <w:t>про</w:t>
+      </w:r>
+      <w:r>
+        <w:t>екта</w:t>
+      </w:r>
+      <w:r>
+        <w:t xml:space="preserve"> конфигурационный файл </w:t>
       </w:r>
       <w:proofErr w:type="spellStart"/>
       <w:r>
@@ -448,6 +587,7 @@
         <w:pStyle w:val="ad"/>
       </w:pPr>
       <w:r>
+        <w:lastRenderedPageBreak/>
         <w:tab/>
         <w:t>&lt;Var name="</w:t>
       </w:r>
@@ -510,11 +650,36 @@
     <w:p>
       <w:pPr>
         <w:pStyle w:val="ad"/>
+      </w:pPr>
+      <w:r>
+        <w:tab/>
+      </w:r>
+      <w:r>
+        <w:t>&lt;Var name="</w:t>
+      </w:r>
+      <w:proofErr w:type="spellStart"/>
+      <w:r>
+        <w:t>KeepPublicApi</w:t>
+      </w:r>
+      <w:proofErr w:type="spellEnd"/>
+      <w:r>
+        <w:t>" value="</w:t>
+      </w:r>
+      <w:r>
+        <w:t>false</w:t>
+      </w:r>
+      <w:r>
+        <w:t>"/&gt;</w:t>
+      </w:r>
+    </w:p>
+    <w:p>
+      <w:pPr>
+        <w:pStyle w:val="ad"/>
+      </w:pPr>
+      <w:r>
         <w:rPr>
           <w:lang w:val="ru-RU"/>
         </w:rPr>
-      </w:pPr>
-      <w:r>
         <w:tab/>
       </w:r>
       <w:r>
@@ -522,17 +687,11 @@
       </w:r>
       <w:proofErr w:type="spellStart"/>
       <w:r>
-        <w:t>KeepPublicApi</w:t>
-      </w:r>
-      <w:proofErr w:type="spellEnd"/>
-      <w:r>
-        <w:t>" value="</w:t>
-      </w:r>
-      <w:r>
-        <w:t>false</w:t>
-      </w:r>
-      <w:r>
-        <w:t>"/&gt;</w:t>
+        <w:t>HidePrivateApi</w:t>
+      </w:r>
+      <w:proofErr w:type="spellEnd"/>
+      <w:r>
+        <w:t>" value="true" /&gt;</w:t>
       </w:r>
     </w:p>
     <w:p>
@@ -540,30 +699,13 @@
         <w:pStyle w:val="ad"/>
       </w:pPr>
       <w:r>
-        <w:lastRenderedPageBreak/>
-        <w:t xml:space="preserve">  </w:t>
+        <w:rPr>
+          <w:lang w:val="ru-RU"/>
+        </w:rPr>
+        <w:tab/>
       </w:r>
       <w:r>
         <w:t>&lt;Var name="</w:t>
-      </w:r>
-      <w:proofErr w:type="spellStart"/>
-      <w:r>
-        <w:t>HidePrivateApi</w:t>
-      </w:r>
-      <w:proofErr w:type="spellEnd"/>
-      <w:r>
-        <w:t>" value="true" /&gt;</w:t>
-      </w:r>
-    </w:p>
-    <w:p>
-      <w:pPr>
-        <w:pStyle w:val="ad"/>
-        <w:rPr>
-          <w:lang w:val="ru-RU"/>
-        </w:rPr>
-      </w:pPr>
-      <w:r>
-        <w:t xml:space="preserve">  &lt;Var name="</w:t>
       </w:r>
       <w:proofErr w:type="spellStart"/>
       <w:r>
@@ -655,9 +797,6 @@
       <w:pPr>
         <w:pStyle w:val="ad"/>
       </w:pPr>
-      <w:r>
-        <w:t xml:space="preserve">dotnet tool run </w:t>
-      </w:r>
       <w:proofErr w:type="spellStart"/>
       <w:proofErr w:type="gramStart"/>
       <w:r>
@@ -692,12 +831,6 @@
         <w:t>DLL</w:t>
       </w:r>
       <w:r>
-        <w:t xml:space="preserve"> или </w:t>
-      </w:r>
-      <w:r>
-        <w:t>EXE</w:t>
-      </w:r>
-      <w:r>
         <w:t xml:space="preserve"> файл </w:t>
       </w:r>
       <w:proofErr w:type="spellStart"/>
@@ -748,89 +881,148 @@
         <w:pStyle w:val="2"/>
         <w:numPr>
           <w:ilvl w:val="2"/>
-          <w:numId w:val="1"/>
-        </w:numPr>
-      </w:pPr>
-      <w:r>
-        <w:t xml:space="preserve">По отдельности попробуйте выполнить обфускацию, добавив </w:t>
-      </w:r>
-      <w:r>
-        <w:t xml:space="preserve">или изменив значения </w:t>
-      </w:r>
-      <w:r>
-        <w:t>следующи</w:t>
-      </w:r>
-      <w:r>
-        <w:t>х</w:t>
+          <w:numId w:val="6"/>
+        </w:numPr>
+      </w:pPr>
+      <w:r>
+        <w:t xml:space="preserve">Изменить </w:t>
+      </w:r>
+      <w:r>
+        <w:t>параметр</w:t>
       </w:r>
       <w:r>
         <w:t xml:space="preserve"> </w:t>
       </w:r>
-      <w:r>
-        <w:t>параметров конфигурации</w:t>
-      </w:r>
-      <w:r>
-        <w:t>:</w:t>
-      </w:r>
-    </w:p>
-    <w:p>
-      <w:pPr>
-        <w:pStyle w:val="ad"/>
+      <w:proofErr w:type="spellStart"/>
+      <w:r>
         <w:rPr>
           <w:bCs w:val="0"/>
           <w:lang w:eastAsia="ru-RU"/>
         </w:rPr>
-      </w:pPr>
+        <w:t>HideStrings</w:t>
+      </w:r>
+      <w:proofErr w:type="spellEnd"/>
       <w:r>
         <w:rPr>
           <w:bCs w:val="0"/>
           <w:lang w:eastAsia="ru-RU"/>
         </w:rPr>
-        <w:t>&lt;Var name="</w:t>
-      </w:r>
-      <w:proofErr w:type="spellStart"/>
+        <w:t xml:space="preserve">, установить в нем значение </w:t>
+      </w:r>
+      <w:r>
+        <w:rPr>
+          <w:bCs w:val="0"/>
+          <w:lang w:val="en-US" w:eastAsia="ru-RU"/>
+        </w:rPr>
+        <w:t>true</w:t>
+      </w:r>
+    </w:p>
+    <w:p>
+      <w:pPr>
+        <w:pStyle w:val="ad"/>
+        <w:rPr>
+          <w:bCs w:val="0"/>
+          <w:lang w:val="ru-RU" w:eastAsia="ru-RU"/>
+        </w:rPr>
+      </w:pPr>
       <w:r>
         <w:rPr>
           <w:bCs w:val="0"/>
           <w:lang w:eastAsia="ru-RU"/>
         </w:rPr>
-        <w:t>HideStrings</w:t>
-      </w:r>
-      <w:proofErr w:type="spellEnd"/>
+        <w:t>&lt;Var name="</w:t>
+      </w:r>
+      <w:proofErr w:type="spellStart"/>
       <w:r>
         <w:rPr>
           <w:bCs w:val="0"/>
           <w:lang w:eastAsia="ru-RU"/>
         </w:rPr>
+        <w:t>HideStrings</w:t>
+      </w:r>
+      <w:proofErr w:type="spellEnd"/>
+      <w:r>
+        <w:rPr>
+          <w:bCs w:val="0"/>
+          <w:lang w:eastAsia="ru-RU"/>
+        </w:rPr>
         <w:t>" value="true" /&gt;</w:t>
       </w:r>
     </w:p>
     <w:p>
-      <w:pPr>
-        <w:pStyle w:val="2"/>
-        <w:numPr>
-          <w:ilvl w:val="0"/>
-          <w:numId w:val="0"/>
-        </w:numPr>
-        <w:ind w:left="567"/>
+      <w:r>
+        <w:t>Выполнить обфускацию с измененным параметром, сравнить результаты</w:t>
+      </w:r>
+      <w:r>
+        <w:t xml:space="preserve"> с предыдущим запуском</w:t>
+      </w:r>
+    </w:p>
+    <w:p>
+      <w:pPr>
+        <w:pStyle w:val="2"/>
+        <w:numPr>
+          <w:ilvl w:val="2"/>
+          <w:numId w:val="1"/>
+        </w:numPr>
+      </w:pPr>
+      <w:r>
+        <w:t xml:space="preserve">По отдельности попробуйте выполнить обфускацию, добавив </w:t>
+      </w:r>
+      <w:r>
+        <w:t xml:space="preserve">или изменив значения </w:t>
+      </w:r>
+      <w:r>
+        <w:t>следующи</w:t>
+      </w:r>
+      <w:r>
+        <w:t>х</w:t>
+      </w:r>
+      <w:r>
+        <w:t xml:space="preserve"> </w:t>
+      </w:r>
+      <w:r>
+        <w:t>параметров конфигурации</w:t>
+      </w:r>
+      <w:r>
+        <w:t>:</w:t>
+      </w:r>
+    </w:p>
+    <w:p>
+      <w:pPr>
+        <w:pStyle w:val="ad"/>
+      </w:pPr>
+      <w:r>
+        <w:t>&lt;Var name="</w:t>
+      </w:r>
+      <w:proofErr w:type="spellStart"/>
+      <w:r>
+        <w:t>UseKoreanNames</w:t>
+      </w:r>
+      <w:proofErr w:type="spellEnd"/>
+      <w:r>
+        <w:t>" value="true"/&gt;</w:t>
+      </w:r>
+    </w:p>
+    <w:p>
+      <w:pPr>
         <w:rPr>
           <w:lang w:val="en-US"/>
         </w:rPr>
       </w:pPr>
+      <w:r>
+        <w:t>И</w:t>
+      </w:r>
     </w:p>
     <w:p>
       <w:pPr>
         <w:pStyle w:val="ad"/>
-        <w:rPr>
-          <w:lang w:val="ru-RU"/>
-        </w:rPr>
       </w:pPr>
       <w:r>
         <w:t>&lt;Var name="</w:t>
       </w:r>
       <w:proofErr w:type="spellStart"/>
       <w:r>
-        <w:t>UseKoreanNames</w:t>
+        <w:t>UseUnicodeNames</w:t>
       </w:r>
       <w:proofErr w:type="spellEnd"/>
       <w:r>
@@ -838,22 +1030,6 @@
       </w:r>
     </w:p>
     <w:p/>
-    <w:p>
-      <w:pPr>
-        <w:pStyle w:val="ad"/>
-      </w:pPr>
-      <w:r>
-        <w:t>&lt;Var name="</w:t>
-      </w:r>
-      <w:proofErr w:type="spellStart"/>
-      <w:r>
-        <w:t>UseUnicodeNames</w:t>
-      </w:r>
-      <w:proofErr w:type="spellEnd"/>
-      <w:r>
-        <w:t>" value="true"/&gt;</w:t>
-      </w:r>
-    </w:p>
     <w:p>
       <w:pPr>
         <w:pStyle w:val="2"/>
@@ -1152,7 +1328,6 @@
         <w:rPr>
           <w:sz w:val="24"/>
           <w:szCs w:val="24"/>
-          <w:lang w:val="ru-RU"/>
         </w:rPr>
       </w:pPr>
       <w:r>
@@ -1196,14 +1371,19 @@
         <w:t>" /&gt;</w:t>
       </w:r>
     </w:p>
-    <w:p/>
+    <w:p>
+      <w:pPr>
+        <w:rPr>
+          <w:lang w:val="en-US"/>
+        </w:rPr>
+      </w:pPr>
+    </w:p>
     <w:p>
       <w:pPr>
         <w:pStyle w:val="ad"/>
         <w:rPr>
           <w:sz w:val="24"/>
           <w:szCs w:val="24"/>
-          <w:lang w:val="ru-RU"/>
         </w:rPr>
       </w:pPr>
       <w:r>
@@ -1264,7 +1444,13 @@
         <w:t>" /&gt;</w:t>
       </w:r>
     </w:p>
-    <w:p/>
+    <w:p>
+      <w:pPr>
+        <w:rPr>
+          <w:lang w:val="en-US"/>
+        </w:rPr>
+      </w:pPr>
+    </w:p>
     <w:p>
       <w:pPr>
         <w:pStyle w:val="ad"/>
@@ -1364,6 +1550,7 @@
         </w:numPr>
       </w:pPr>
       <w:r>
+        <w:lastRenderedPageBreak/>
         <w:t xml:space="preserve">Загрузить проект оконного приложения, например </w:t>
       </w:r>
       <w:hyperlink r:id="rId5" w:history="1">
@@ -1464,11 +1651,7 @@
         <w:t xml:space="preserve"> </w:t>
       </w:r>
       <w:r>
-        <w:t xml:space="preserve">остальные файлы </w:t>
-      </w:r>
-      <w:r>
-        <w:lastRenderedPageBreak/>
-        <w:t xml:space="preserve">проекта. Проверить запуск приложения при помощи </w:t>
+        <w:t xml:space="preserve">остальные файлы проекта. Проверить запуск приложения при помощи </w:t>
       </w:r>
       <w:r>
         <w:rPr>
